--- a/doc/grant_RAP_126/Dokumenty/01_technical_documentation_sk.docx
+++ b/doc/grant_RAP_126/Dokumenty/01_technical_documentation_sk.docx
@@ -2,13 +2,13 @@
 <file path=word/document.xml><?xml version="1.0" encoding="utf-8"?>
 <w:document xmlns:w="http://schemas.openxmlformats.org/wordprocessingml/2006/main" xmlns:m="http://schemas.openxmlformats.org/officeDocument/2006/math" xmlns:r="http://schemas.openxmlformats.org/officeDocument/2006/relationships" xmlns:o="urn:schemas-microsoft-com:office:office" xmlns:v="urn:schemas-microsoft-com:vml" xmlns:w10="urn:schemas-microsoft-com:office:word" xmlns:a="http://schemas.openxmlformats.org/drawingml/2006/main" xmlns:pic="http://schemas.openxmlformats.org/drawingml/2006/picture" xmlns:wp="http://schemas.openxmlformats.org/drawingml/2006/wordprocessingDrawing">
   <w:body>
-    <w:bookmarkStart w:id="54" w:name="Xe19bb17fcd2272b828a6f3c1be5cfba97bda2ab"/>
+    <w:bookmarkStart w:id="54" w:name="X1a23ee385ae6026a8e6e29663d7dfc001b83593"/>
     <w:p>
       <w:pPr>
         <w:pStyle w:val="Heading1"/>
       </w:pPr>
       <w:r>
-        <w:t xml:space="preserve">Technická dokumentácia — senzorický riadiaci modul VitalWork</w:t>
+        <w:t xml:space="preserve">Technická dokumentácia — senzorický riadiaci modul BioCap</w:t>
       </w:r>
     </w:p>
     <w:p>
@@ -48,7 +48,7 @@
         <w:t xml:space="preserve"> </w:t>
       </w:r>
       <w:r>
-        <w:t xml:space="preserve">1.0</w:t>
+        <w:t xml:space="preserve">1.1</w:t>
       </w:r>
       <w:r>
         <w:t xml:space="preserve"> </w:t>
@@ -64,7 +64,7 @@
         <w:t xml:space="preserve"> </w:t>
       </w:r>
       <w:r>
-        <w:t xml:space="preserve">2026-07-22</w:t>
+        <w:t xml:space="preserve">2026-08-11</w:t>
       </w:r>
       <w:r>
         <w:t xml:space="preserve"> </w:t>
@@ -346,7 +346,7 @@
           <w:b/>
           <w:bCs/>
         </w:rPr>
-        <w:t xml:space="preserve">VitalWork</w:t>
+        <w:t xml:space="preserve">BioCap</w:t>
       </w:r>
       <w:r>
         <w:t xml:space="preserve"> </w:t>
@@ -455,7 +455,13 @@
         <w:pStyle w:val="BodyText"/>
       </w:pPr>
       <w:r>
-        <w:t xml:space="preserve">Systém VitalWork tvoria štyri fyzické komponenty prepojené cez lokálnu Wi-Fi sieť a Bluetooth:</w:t>
+        <w:t xml:space="preserve">Systém BioCap tvoria štyri fyzické komponenty prepojené cez lokálnu Wi-Fi sieť a Bluetooth, plus</w:t>
+      </w:r>
+      <w:r>
+        <w:t xml:space="preserve"> </w:t>
+      </w:r>
+      <w:r>
+        <w:t xml:space="preserve">voliteľné piate zariadenie na vzdialené pozorovanie:</w:t>
       </w:r>
     </w:p>
     <w:tbl>
@@ -593,7 +599,7 @@
               <w:pStyle w:val="Compact"/>
             </w:pPr>
             <w:r>
-              <w:t xml:space="preserve">Snímač dýchacej frekvencie cez audio konektor monitorovaného zariadenia</w:t>
+              <w:t xml:space="preserve">Snímač amplitúdy dýchania cez audio konektor monitorovaného zariadenia</w:t>
             </w:r>
           </w:p>
         </w:tc>
@@ -650,18 +656,28 @@
               <w:t xml:space="preserve"> </w:t>
             </w:r>
             <w:r>
-              <w:t xml:space="preserve">(Android tablet/telefón, rola servera)</w:t>
-            </w:r>
-          </w:p>
-        </w:tc>
-        <w:tc>
-          <w:tcPr/>
-          <w:p>
-            <w:pPr>
-              <w:pStyle w:val="Compact"/>
-            </w:pPr>
-            <w:r>
-              <w:t xml:space="preserve">Druhé zariadenie operátora; sleduje živú obrazovku monitorovaného zariadenia cez priame Wi-Fi spojenie</w:t>
+              <w:t xml:space="preserve">(Android tablet/telefón, rola servera) —</w:t>
+            </w:r>
+            <w:r>
+              <w:t xml:space="preserve"> </w:t>
+            </w:r>
+            <w:r>
+              <w:rPr>
+                <w:i/>
+                <w:iCs/>
+              </w:rPr>
+              <w:t xml:space="preserve">voliteľné</w:t>
+            </w:r>
+          </w:p>
+        </w:tc>
+        <w:tc>
+          <w:tcPr/>
+          <w:p>
+            <w:pPr>
+              <w:pStyle w:val="Compact"/>
+            </w:pPr>
+            <w:r>
+              <w:t xml:space="preserve">Druhé zariadenie operátora; sleduje živú obrazovku monitorovaného zariadenia cez priame Wi-Fi spojenie. Nie je súčasťou meracieho reťazca</w:t>
             </w:r>
           </w:p>
         </w:tc>
@@ -672,7 +688,13 @@
         <w:pStyle w:val="BodyText"/>
       </w:pPr>
       <w:r>
-        <w:t xml:space="preserve">Centrálny server VitalWork (mimo zariadenia) prijíma nahraté sedenia cez HTTP.</w:t>
+        <w:t xml:space="preserve">Centrálny server BioCap (mimo zariadenia) prijíma nahraté sedenia cez HTTP. Od 08/2026 ide o vlastný</w:t>
+      </w:r>
+      <w:r>
+        <w:t xml:space="preserve"> </w:t>
+      </w:r>
+      <w:r>
+        <w:t xml:space="preserve">server BioCap; aplikácia už nezdieľa backend so žiadnym iným systémom.</w:t>
       </w:r>
     </w:p>
     <w:bookmarkEnd w:id="11"/>
@@ -712,13 +734,31 @@
         <w:t xml:space="preserve"> </w:t>
       </w:r>
       <w:r>
-        <w:t xml:space="preserve">Referenčný stav, Kognitívna záťaž, Rušivé prostredie, Dlhodobá únava a Reakčné úlohy. Všetky časové</w:t>
-      </w:r>
-      <w:r>
-        <w:t xml:space="preserve"> </w:t>
-      </w:r>
-      <w:r>
-        <w:t xml:space="preserve">pečiatky pochádzajú z jedných NTP-korigovaných hodín na monitorovanom zariadení (</w:t>
+        <w:t xml:space="preserve">Baseline Calibration, High Cognitive Demand, Environmental Distraction, Sustained Workload a</w:t>
+      </w:r>
+      <w:r>
+        <w:t xml:space="preserve"> </w:t>
+      </w:r>
+      <w:r>
+        <w:t xml:space="preserve">Sensorimotor Response. Každý scenár má predpísané trvanie — 10 min pre A a E, 20 min pre B a C,</w:t>
+      </w:r>
+      <w:r>
+        <w:t xml:space="preserve"> </w:t>
+      </w:r>
+      <w:r>
+        <w:t xml:space="preserve">30 min pre D — podľa ktorého beží odpočet na nahrávacej obrazovke; po jeho uplynutí sa scenár</w:t>
+      </w:r>
+      <w:r>
+        <w:t xml:space="preserve"> </w:t>
+      </w:r>
+      <w:r>
+        <w:t xml:space="preserve">automaticky ukončí a aplikácia sa vráti do ponuky scenárov. Všetky časové pečiatky pochádzajú</w:t>
+      </w:r>
+      <w:r>
+        <w:t xml:space="preserve"> </w:t>
+      </w:r>
+      <w:r>
+        <w:t xml:space="preserve">z jedných NTP-korigovaných hodín na monitorovanom zariadení (</w:t>
       </w:r>
       <w:r>
         <w:rPr>
@@ -727,13 +767,13 @@
         <w:t xml:space="preserve">TimeProvider</w:t>
       </w:r>
       <w:r>
-        <w:t xml:space="preserve">), takže</w:t>
-      </w:r>
-      <w:r>
-        <w:t xml:space="preserve"> </w:t>
-      </w:r>
-      <w:r>
-        <w:t xml:space="preserve">vzorky zo všetkých senzorov zdieľajú spoločnú UTC časovú os bez ďalšej synchronizácie hodín medzi</w:t>
+        <w:t xml:space="preserve">), takže vzorky zo</w:t>
+      </w:r>
+      <w:r>
+        <w:t xml:space="preserve"> </w:t>
+      </w:r>
+      <w:r>
+        <w:t xml:space="preserve">všetkých senzorov zdieľajú spoločnú UTC časovú os bez ďalšej synchronizácie hodín medzi</w:t>
       </w:r>
       <w:r>
         <w:t xml:space="preserve"> </w:t>
@@ -2282,7 +2322,7 @@
         <w:rPr>
           <w:rStyle w:val="VerbatimChar"/>
         </w:rPr>
-        <w:t xml:space="preserve">└── VitalWorkApplication  (Hilt app trieda)</w:t>
+        <w:t xml:space="preserve">└── BioCapApplication  (Hilt app trieda)</w:t>
       </w:r>
       <w:r>
         <w:br/>
@@ -2291,7 +2331,7 @@
         <w:rPr>
           <w:rStyle w:val="VerbatimChar"/>
         </w:rPr>
-        <w:t xml:space="preserve">    └── VitalWorkTheme    (Material 3 téma, natrvalo svetlá)</w:t>
+        <w:t xml:space="preserve">    └── BioCapTheme    (Material 3 téma, natrvalo svetlá)</w:t>
       </w:r>
       <w:r>
         <w:br/>
@@ -3063,23 +3103,23 @@
               <w:pStyle w:val="Compact"/>
             </w:pPr>
             <w:r>
-              <w:t xml:space="preserve">Rozcestník scenárov: výber A–E alebo ukončenie sedenia</w:t>
-            </w:r>
-          </w:p>
-        </w:tc>
-      </w:tr>
-      <w:tr>
-        <w:tc>
-          <w:tcPr/>
-          <w:p>
-            <w:pPr>
-              <w:pStyle w:val="Compact"/>
-            </w:pPr>
-            <w:r>
-              <w:rPr>
-                <w:rStyle w:val="VerbatimChar"/>
-              </w:rPr>
-              <w:t xml:space="preserve">sessions/active/{sessionId}</w:t>
+              <w:t xml:space="preserve">Ponuka scenárov: výber A–E alebo ukončenie sedenia</w:t>
+            </w:r>
+          </w:p>
+        </w:tc>
+      </w:tr>
+      <w:tr>
+        <w:tc>
+          <w:tcPr/>
+          <w:p>
+            <w:pPr>
+              <w:pStyle w:val="Compact"/>
+            </w:pPr>
+            <w:r>
+              <w:rPr>
+                <w:rStyle w:val="VerbatimChar"/>
+              </w:rPr>
+              <w:t xml:space="preserve">sessions/active/{sessionId}?scenario={n}</w:t>
             </w:r>
           </w:p>
         </w:tc>
@@ -3117,7 +3157,7 @@
               <w:rPr>
                 <w:rStyle w:val="VerbatimChar"/>
               </w:rPr>
-              <w:t xml:space="preserve">sessions/review/{sessionId}</w:t>
+              <w:t xml:space="preserve">sessions/review/{sessionId}?showCsvSaved={bool}</w:t>
             </w:r>
           </w:p>
         </w:tc>
@@ -4073,7 +4113,7 @@
         <w:pStyle w:val="BodyText"/>
       </w:pPr>
       <w:r>
-        <w:t xml:space="preserve">Room databáza (schéma v6) so 4 entitami; kaskádové mazanie na všetkých cudzích kľúčoch. Schéma</w:t>
+        <w:t xml:space="preserve">Room databáza (schéma v7) so 4 entitami; kaskádové mazanie na všetkých cudzích kľúčoch. Schéma</w:t>
       </w:r>
       <w:r>
         <w:t xml:space="preserve"> </w:t>
@@ -4091,13 +4131,121 @@
         <w:t xml:space="preserve">fallbackToDestructiveMigration</w:t>
       </w:r>
       <w:r>
-        <w:t xml:space="preserve">, takže zvýšenie verzie vymaže staré lokálne riadky bez</w:t>
-      </w:r>
-      <w:r>
-        <w:t xml:space="preserve"> </w:t>
-      </w:r>
-      <w:r>
-        <w:t xml:space="preserve">ručne písanej migrácie — prijateľné, keďže sedenia sú v čase zmeny schémy už exportované/nahraté.</w:t>
+        <w:t xml:space="preserve"> </w:t>
+      </w:r>
+      <w:r>
+        <w:t xml:space="preserve">ako záchytný mechanizmus, takže štrukturálne zvýšenie verzie</w:t>
+      </w:r>
+      <w:r>
+        <w:t xml:space="preserve"> </w:t>
+      </w:r>
+      <w:r>
+        <w:t xml:space="preserve">vymaže staré lokálne riadky bez ručne písanej migrácie — prijateľné, keďže sedenia sú v čase zmeny</w:t>
+      </w:r>
+      <w:r>
+        <w:t xml:space="preserve"> </w:t>
+      </w:r>
+      <w:r>
+        <w:t xml:space="preserve">schémy už exportované/nahraté.</w:t>
+      </w:r>
+    </w:p>
+    <w:p>
+      <w:pPr>
+        <w:pStyle w:val="BodyText"/>
+      </w:pPr>
+      <w:r>
+        <w:rPr>
+          <w:b/>
+          <w:bCs/>
+        </w:rPr>
+        <w:t xml:space="preserve">Výnimkou je v7:</w:t>
+      </w:r>
+      <w:r>
+        <w:t xml:space="preserve"> </w:t>
+      </w:r>
+      <w:r>
+        <w:t xml:space="preserve">obsahuje skutočnú</w:t>
+      </w:r>
+      <w:r>
+        <w:t xml:space="preserve"> </w:t>
+      </w:r>
+      <w:r>
+        <w:rPr>
+          <w:rStyle w:val="VerbatimChar"/>
+        </w:rPr>
+        <w:t xml:space="preserve">Migration</w:t>
+      </w:r>
+      <w:r>
+        <w:t xml:space="preserve"> </w:t>
+      </w:r>
+      <w:r>
+        <w:t xml:space="preserve">(</w:t>
+      </w:r>
+      <w:r>
+        <w:rPr>
+          <w:rStyle w:val="VerbatimChar"/>
+        </w:rPr>
+        <w:t xml:space="preserve">data/db/Migrations.kt</w:t>
+      </w:r>
+      <w:r>
+        <w:t xml:space="preserve">,</w:t>
+      </w:r>
+      <w:r>
+        <w:t xml:space="preserve"> </w:t>
+      </w:r>
+      <w:r>
+        <w:rPr>
+          <w:rStyle w:val="VerbatimChar"/>
+        </w:rPr>
+        <w:t xml:space="preserve">MIGRATION_6_7</w:t>
+      </w:r>
+      <w:r>
+        <w:t xml:space="preserve">).</w:t>
+      </w:r>
+      <w:r>
+        <w:t xml:space="preserve"> </w:t>
+      </w:r>
+      <w:r>
+        <w:t xml:space="preserve">Prechod na v7 iba premenoval ukladané hodnoty</w:t>
+      </w:r>
+      <w:r>
+        <w:t xml:space="preserve"> </w:t>
+      </w:r>
+      <w:r>
+        <w:rPr>
+          <w:rStyle w:val="VerbatimChar"/>
+        </w:rPr>
+        <w:t xml:space="preserve">ScenarioCode</w:t>
+      </w:r>
+      <w:r>
+        <w:t xml:space="preserve">, takže dotknuté riadky sú zaznamenané</w:t>
+      </w:r>
+      <w:r>
+        <w:t xml:space="preserve"> </w:t>
+      </w:r>
+      <w:r>
+        <w:t xml:space="preserve">sedenia so stále platnými dátami; deštruktívna cesta by kvôli zmene názvu zahodila reálne merania.</w:t>
+      </w:r>
+      <w:r>
+        <w:t xml:space="preserve"> </w:t>
+      </w:r>
+      <w:r>
+        <w:t xml:space="preserve">Migrácia namiesto toho prepíše</w:t>
+      </w:r>
+      <w:r>
+        <w:t xml:space="preserve"> </w:t>
+      </w:r>
+      <w:r>
+        <w:rPr>
+          <w:rStyle w:val="VerbatimChar"/>
+        </w:rPr>
+        <w:t xml:space="preserve">scenarios.scenarioCode</w:t>
+      </w:r>
+      <w:r>
+        <w:t xml:space="preserve"> </w:t>
+      </w:r>
+      <w:r>
+        <w:t xml:space="preserve">priamo na mieste.</w:t>
       </w:r>
     </w:p>
     <w:tbl>
@@ -4519,7 +4667,7 @@
               <w:rPr>
                 <w:rStyle w:val="VerbatimChar"/>
               </w:rPr>
-              <w:t xml:space="preserve">REFERENCE_STATE</w:t>
+              <w:t xml:space="preserve">BASELINE_CALIBRATION</w:t>
             </w:r>
             <w:r>
               <w:t xml:space="preserve"> </w:t>
@@ -4534,7 +4682,7 @@
               <w:rPr>
                 <w:rStyle w:val="VerbatimChar"/>
               </w:rPr>
-              <w:t xml:space="preserve">COGNITIVE_LOAD</w:t>
+              <w:t xml:space="preserve">HIGH_COGNITIVE_DEMAND</w:t>
             </w:r>
             <w:r>
               <w:t xml:space="preserve"> </w:t>
@@ -4549,7 +4697,7 @@
               <w:rPr>
                 <w:rStyle w:val="VerbatimChar"/>
               </w:rPr>
-              <w:t xml:space="preserve">DISTRACTING_ENVIRONMENT</w:t>
+              <w:t xml:space="preserve">ENVIRONMENTAL_DISTRACTION</w:t>
             </w:r>
             <w:r>
               <w:t xml:space="preserve"> </w:t>
@@ -4564,7 +4712,7 @@
               <w:rPr>
                 <w:rStyle w:val="VerbatimChar"/>
               </w:rPr>
-              <w:t xml:space="preserve">LONG_TERM_FATIGUE</w:t>
+              <w:t xml:space="preserve">SUSTAINED_WORKLOAD</w:t>
             </w:r>
             <w:r>
               <w:t xml:space="preserve"> </w:t>
@@ -4579,7 +4727,7 @@
               <w:rPr>
                 <w:rStyle w:val="VerbatimChar"/>
               </w:rPr>
-              <w:t xml:space="preserve">REACTION_TASKS</w:t>
+              <w:t xml:space="preserve">SENSORIMOTOR_RESPONSE</w:t>
             </w:r>
             <w:r>
               <w:t xml:space="preserve"> </w:t>
@@ -4695,13 +4843,7 @@
         <w:t xml:space="preserve"> </w:t>
       </w:r>
       <w:r>
-        <w:t xml:space="preserve">nesie ako vlastnosti enumu krátky oficiálny kód (A–E) a zobrazovaný názov — v databáze</w:t>
-      </w:r>
-      <w:r>
-        <w:t xml:space="preserve"> </w:t>
-      </w:r>
-      <w:r>
-        <w:t xml:space="preserve">a na serveri sa ukladá samotný</w:t>
+        <w:t xml:space="preserve">nesie tri vlastnosti enumu: krátky oficiálny kód (A–E), zobrazovaný názov (napr.</w:t>
       </w:r>
       <w:r>
         <w:t xml:space="preserve"> </w:t>
@@ -4711,6 +4853,48 @@
           <w:i/>
           <w:iCs/>
         </w:rPr>
+        <w:t xml:space="preserve">Scenario A – Baseline Calibration</w:t>
+      </w:r>
+      <w:r>
+        <w:t xml:space="preserve">) a</w:t>
+      </w:r>
+      <w:r>
+        <w:t xml:space="preserve"> </w:t>
+      </w:r>
+      <w:r>
+        <w:rPr>
+          <w:rStyle w:val="VerbatimChar"/>
+        </w:rPr>
+        <w:t xml:space="preserve">countdownMinutes</w:t>
+      </w:r>
+      <w:r>
+        <w:t xml:space="preserve"> </w:t>
+      </w:r>
+      <w:r>
+        <w:t xml:space="preserve">— predpísané trvanie scenára (A/E 10 min,</w:t>
+      </w:r>
+      <w:r>
+        <w:t xml:space="preserve"> </w:t>
+      </w:r>
+      <w:r>
+        <w:t xml:space="preserve">B/C 20 min, D 30 min).</w:t>
+      </w:r>
+    </w:p>
+    <w:p>
+      <w:pPr>
+        <w:pStyle w:val="BodyText"/>
+      </w:pPr>
+      <w:r>
+        <w:t xml:space="preserve">V databáze a na serveri sa ukladá samotný</w:t>
+      </w:r>
+      <w:r>
+        <w:t xml:space="preserve"> </w:t>
+      </w:r>
+      <w:r>
+        <w:rPr>
+          <w:i/>
+          <w:iCs/>
+        </w:rPr>
         <w:t xml:space="preserve">názov</w:t>
       </w:r>
       <w:r>
@@ -4726,16 +4910,50 @@
         <w:rPr>
           <w:rStyle w:val="VerbatimChar"/>
         </w:rPr>
-        <w:t xml:space="preserve">REFERENCE_STATE</w:t>
-      </w:r>
-      <w:r>
-        <w:t xml:space="preserve">), takže popisné názvy sa</w:t>
-      </w:r>
-      <w:r>
-        <w:t xml:space="preserve"> </w:t>
-      </w:r>
-      <w:r>
-        <w:t xml:space="preserve">môžu meniť bez porušenia existujúcich záznamov.</w:t>
+        <w:t xml:space="preserve">BASELINE_CALIBRATION</w:t>
+      </w:r>
+      <w:r>
+        <w:t xml:space="preserve">), takže</w:t>
+      </w:r>
+      <w:r>
+        <w:t xml:space="preserve"> </w:t>
+      </w:r>
+      <w:r>
+        <w:t xml:space="preserve">zmena zobrazovaného názvu alebo trvania je bezplatná. Premenovanie</w:t>
+      </w:r>
+      <w:r>
+        <w:t xml:space="preserve"> </w:t>
+      </w:r>
+      <w:r>
+        <w:rPr>
+          <w:i/>
+          <w:iCs/>
+        </w:rPr>
+        <w:t xml:space="preserve">konštanty</w:t>
+      </w:r>
+      <w:r>
+        <w:t xml:space="preserve"> </w:t>
+      </w:r>
+      <w:r>
+        <w:t xml:space="preserve">je však zmena</w:t>
+      </w:r>
+      <w:r>
+        <w:t xml:space="preserve"> </w:t>
+      </w:r>
+      <w:r>
+        <w:t xml:space="preserve">prenosového formátu a vyžaduje zvýšenie verzie schémy s migráciou — presne to bola v7. Oficiálne</w:t>
+      </w:r>
+      <w:r>
+        <w:t xml:space="preserve"> </w:t>
+      </w:r>
+      <w:r>
+        <w:t xml:space="preserve">písmeno (A–E) je jediný identifikátor, ktorý prežil všetky premenovania, takže je najbezpečnejším</w:t>
+      </w:r>
+      <w:r>
+        <w:t xml:space="preserve"> </w:t>
+      </w:r>
+      <w:r>
+        <w:t xml:space="preserve">kľúčom pri porovnávaní scenárov naprieč verziami.</w:t>
       </w:r>
     </w:p>
     <w:bookmarkEnd w:id="29"/>
@@ -4801,7 +5019,7 @@
         <w:rPr>
           <w:rStyle w:val="VerbatimChar"/>
         </w:rPr>
-        <w:t xml:space="preserve">VW-A-yyMMdd-HHmmss</w:t>
+        <w:t xml:space="preserve">BC-A-yyMMdd-HHmmss</w:t>
       </w:r>
       <w:r>
         <w:t xml:space="preserve">), takže viac zariadení testujúcich paralelne nikdy nevytvorí kolidujúce</w:t>
@@ -5044,19 +5262,104 @@
         <w:t xml:space="preserve"> </w:t>
       </w:r>
       <w:r>
-        <w:t xml:space="preserve">deväť priemyselných kódov scenárov na päť biofeedback scenárov popísaných v §6.1. Bývalá VR fáza —</w:t>
-      </w:r>
-      <w:r>
-        <w:t xml:space="preserve"> </w:t>
-      </w:r>
-      <w:r>
-        <w:t xml:space="preserve">spojenie s Meta Quest, HTTP server na zariadení a UDP discovery beacon — bola v tomto pivote úplne</w:t>
-      </w:r>
-      <w:r>
-        <w:t xml:space="preserve"> </w:t>
-      </w:r>
-      <w:r>
-        <w:t xml:space="preserve">odstránená a nie je súčasťou aktuálneho systému.</w:t>
+        <w:t xml:space="preserve">deväť priemyselných kódov scenárov na päť biofeedback scenárov;</w:t>
+      </w:r>
+      <w:r>
+        <w:t xml:space="preserve"> </w:t>
+      </w:r>
+      <w:r>
+        <w:rPr>
+          <w:b/>
+          <w:bCs/>
+        </w:rPr>
+        <w:t xml:space="preserve">v7</w:t>
+      </w:r>
+      <w:r>
+        <w:t xml:space="preserve"> </w:t>
+      </w:r>
+      <w:r>
+        <w:t xml:space="preserve">premenovala týchto päť na</w:t>
+      </w:r>
+      <w:r>
+        <w:t xml:space="preserve"> </w:t>
+      </w:r>
+      <w:r>
+        <w:t xml:space="preserve">finálnu terminológiu štúdie popísanú v §6.1 a je zatiaľ jediným zvýšením verzie s ručne písanou</w:t>
+      </w:r>
+      <w:r>
+        <w:t xml:space="preserve"> </w:t>
+      </w:r>
+      <w:r>
+        <w:t xml:space="preserve">migráciou namiesto deštruktívneho záchytu. Bývalá VR fáza — spojenie s Meta Quest, HTTP server na</w:t>
+      </w:r>
+      <w:r>
+        <w:t xml:space="preserve"> </w:t>
+      </w:r>
+      <w:r>
+        <w:t xml:space="preserve">zariadení a UDP discovery beacon — bola v tomto pivote úplne odstránená a nie je súčasťou aktuálneho</w:t>
+      </w:r>
+      <w:r>
+        <w:t xml:space="preserve"> </w:t>
+      </w:r>
+      <w:r>
+        <w:t xml:space="preserve">systému.</w:t>
+      </w:r>
+    </w:p>
+    <w:p>
+      <w:pPr>
+        <w:pStyle w:val="BlockText"/>
+      </w:pPr>
+      <w:r>
+        <w:rPr>
+          <w:b/>
+          <w:bCs/>
+        </w:rPr>
+        <w:t xml:space="preserve">Poznámka pre serverovú stranu:</w:t>
+      </w:r>
+      <w:r>
+        <w:t xml:space="preserve"> </w:t>
+      </w:r>
+      <w:r>
+        <w:t xml:space="preserve">premenovanie vo v7 sa týka hodnôt odosielaných pri nahrávaní.</w:t>
+      </w:r>
+      <w:r>
+        <w:t xml:space="preserve"> </w:t>
+      </w:r>
+      <w:r>
+        <w:t xml:space="preserve">Server so sedeniami zaznamenanými pred touto verziou bude obsahovať oba zápisy (napr.</w:t>
+      </w:r>
+      <w:r>
+        <w:t xml:space="preserve"> </w:t>
+      </w:r>
+      <w:r>
+        <w:rPr>
+          <w:rStyle w:val="VerbatimChar"/>
+        </w:rPr>
+        <w:t xml:space="preserve">COGNITIVE_LOAD</w:t>
+      </w:r>
+      <w:r>
+        <w:t xml:space="preserve"> </w:t>
+      </w:r>
+      <w:r>
+        <w:t xml:space="preserve">aj</w:t>
+      </w:r>
+      <w:r>
+        <w:t xml:space="preserve"> </w:t>
+      </w:r>
+      <w:r>
+        <w:rPr>
+          <w:rStyle w:val="VerbatimChar"/>
+        </w:rPr>
+        <w:t xml:space="preserve">HIGH_COGNITIVE_DEMAND</w:t>
+      </w:r>
+      <w:r>
+        <w:t xml:space="preserve">) a treba ich tam zosúladiť; oficiálne písmeno (A–E)</w:t>
+      </w:r>
+      <w:r>
+        <w:t xml:space="preserve"> </w:t>
+      </w:r>
+      <w:r>
+        <w:t xml:space="preserve">identifikuje scenár jednoznačne v oboch prípadoch.</w:t>
       </w:r>
     </w:p>
     <w:p>
@@ -5184,7 +5487,7 @@
         <w:rPr>
           <w:rStyle w:val="VerbatimChar"/>
         </w:rPr>
-        <w:t xml:space="preserve">Operátor sa vráti do rozcestníka scenárov → ScenarioRecordingRepositoryImpl.stopRecording()</w:t>
+        <w:t xml:space="preserve">Operátor sa vráti do ponuky scenárov → ScenarioRecordingRepositoryImpl.stopRecording()</w:t>
       </w:r>
       <w:r>
         <w:br/>
@@ -5355,7 +5658,7 @@
         <w:rPr>
           <w:rStyle w:val="VerbatimChar"/>
         </w:rPr>
-        <w:t xml:space="preserve">    → SessionHttpUploader (Ktor klient) → POST /api/sessions/upload na server VitalWork</w:t>
+        <w:t xml:space="preserve">    → SessionHttpUploader (Ktor klient) → POST /api/sessions/upload na server BioCap</w:t>
       </w:r>
       <w:r>
         <w:br/>
@@ -5625,7 +5928,7 @@
               <w:pStyle w:val="Compact"/>
             </w:pPr>
             <w:r>
-              <w:t xml:space="preserve">Nahranie na server VitalWork, konektivita peer linku</w:t>
+              <w:t xml:space="preserve">Nahranie na server BioCap, konektivita peer linku</w:t>
             </w:r>
           </w:p>
         </w:tc>
@@ -6060,13 +6363,14 @@
     <w:tbl>
       <w:tblPr>
         <w:tblStyle w:val="Table"/>
-        <w:tblW w:type="auto" w:w="0"/>
+        <w:tblW w:type="pct" w:w="5000"/>
+        <w:tblLayout w:type="fixed"/>
         <w:tblLook w:firstRow="1" w:lastRow="0" w:firstColumn="0" w:lastColumn="0" w:noHBand="0" w:noVBand="0" w:val="0020"/>
       </w:tblPr>
       <w:tblGrid>
-        <w:gridCol w:w="2640"/>
-        <w:gridCol w:w="2640"/>
-        <w:gridCol w:w="2640"/>
+        <w:gridCol w:w="4525"/>
+        <w:gridCol w:w="1810"/>
+        <w:gridCol w:w="1584"/>
       </w:tblGrid>
       <w:tr>
         <w:trPr>
@@ -6335,7 +6639,7 @@
               <w:pStyle w:val="Compact"/>
             </w:pPr>
             <w:r>
-              <w:t xml:space="preserve">aktuálna</w:t>
+              <w:t xml:space="preserve">1.6.0</w:t>
             </w:r>
           </w:p>
         </w:tc>
@@ -6370,7 +6674,7 @@
               <w:pStyle w:val="Compact"/>
             </w:pPr>
             <w:r>
-              <w:t xml:space="preserve">aktuálna</w:t>
+              <w:t xml:space="preserve">1.3.10</w:t>
             </w:r>
           </w:p>
         </w:tc>
@@ -6405,7 +6709,7 @@
               <w:pStyle w:val="Compact"/>
             </w:pPr>
             <w:r>
-              <w:t xml:space="preserve">aktuálna</w:t>
+              <w:t xml:space="preserve">19.0.0</w:t>
             </w:r>
           </w:p>
         </w:tc>
@@ -6440,7 +6744,7 @@
               <w:pStyle w:val="Compact"/>
             </w:pPr>
             <w:r>
-              <w:t xml:space="preserve">aktuálna</w:t>
+              <w:t xml:space="preserve">1.4.1</w:t>
             </w:r>
           </w:p>
         </w:tc>
@@ -6457,7 +6761,7 @@
               <w:rPr>
                 <w:rStyle w:val="VerbatimChar"/>
               </w:rPr>
-              <w:t xml:space="preserve">wear/libs/</w:t>
+              <w:t xml:space="preserve">wear/libs/samsung-health-sensor-api-1.4.1.aar</w:t>
             </w:r>
             <w:r>
               <w:t xml:space="preserve">)</w:t>
@@ -6885,7 +7189,7 @@
         <w:pStyle w:val="FirstParagraph"/>
       </w:pPr>
       <w:r>
-        <w:t xml:space="preserve">Základná URL adresa servera VitalWork, ktorú používa</w:t>
+        <w:t xml:space="preserve">Server BioCap, ktorý používa</w:t>
       </w:r>
       <w:r>
         <w:t xml:space="preserve"> </w:t>
@@ -6897,25 +7201,101 @@
         <w:t xml:space="preserve">SessionHttpUploader</w:t>
       </w:r>
       <w:r>
-        <w:t xml:space="preserve">, je taktiež</w:t>
-      </w:r>
-      <w:r>
-        <w:t xml:space="preserve"> </w:t>
-      </w:r>
-      <w:r>
-        <w:t xml:space="preserve">konfigurovaná v</w:t>
-      </w:r>
-      <w:r>
-        <w:t xml:space="preserve"> </w:t>
-      </w:r>
-      <w:r>
-        <w:rPr>
-          <w:rStyle w:val="VerbatimChar"/>
-        </w:rPr>
-        <w:t xml:space="preserve">local.properties</w:t>
-      </w:r>
-      <w:r>
-        <w:t xml:space="preserve">.</w:t>
+        <w:t xml:space="preserve">, sa konfiguruje v tom istom súbore pomocou dvoch</w:t>
+      </w:r>
+      <w:r>
+        <w:t xml:space="preserve"> </w:t>
+      </w:r>
+      <w:r>
+        <w:t xml:space="preserve">kľúčov načítaných do</w:t>
+      </w:r>
+      <w:r>
+        <w:t xml:space="preserve"> </w:t>
+      </w:r>
+      <w:r>
+        <w:rPr>
+          <w:rStyle w:val="VerbatimChar"/>
+        </w:rPr>
+        <w:t xml:space="preserve">BuildConfig</w:t>
+      </w:r>
+      <w:r>
+        <w:t xml:space="preserve"> </w:t>
+      </w:r>
+      <w:r>
+        <w:t xml:space="preserve">pri zostavení:</w:t>
+      </w:r>
+    </w:p>
+    <w:p>
+      <w:pPr>
+        <w:pStyle w:val="SourceCode"/>
+      </w:pPr>
+      <w:r>
+        <w:rPr>
+          <w:rStyle w:val="VerbatimChar"/>
+        </w:rPr>
+        <w:t xml:space="preserve">BIOCAP_BASE_URL=...</w:t>
+      </w:r>
+      <w:r>
+        <w:br/>
+      </w:r>
+      <w:r>
+        <w:rPr>
+          <w:rStyle w:val="VerbatimChar"/>
+        </w:rPr>
+        <w:t xml:space="preserve">BIOCAP_API_KEY=...</w:t>
+      </w:r>
+    </w:p>
+    <w:p>
+      <w:pPr>
+        <w:pStyle w:val="FirstParagraph"/>
+      </w:pPr>
+      <w:r>
+        <w:t xml:space="preserve">Ak niektorý z nich chýba, zostavenie prebehne, ale nahranie zlyhá s hláškou</w:t>
+      </w:r>
+      <w:r>
+        <w:t xml:space="preserve"> </w:t>
+      </w:r>
+      <w:r>
+        <w:rPr>
+          <w:i/>
+          <w:iCs/>
+        </w:rPr>
+        <w:t xml:space="preserve">„Server upload is not</w:t>
+      </w:r>
+      <w:r>
+        <w:rPr>
+          <w:i/>
+          <w:iCs/>
+        </w:rPr>
+        <w:t xml:space="preserve"> </w:t>
+      </w:r>
+      <w:r>
+        <w:rPr>
+          <w:i/>
+          <w:iCs/>
+        </w:rPr>
+        <w:t xml:space="preserve">configured”</w:t>
+      </w:r>
+      <w:r>
+        <w:t xml:space="preserve"> </w:t>
+      </w:r>
+      <w:r>
+        <w:t xml:space="preserve">— sedenie zostane v stave</w:t>
+      </w:r>
+      <w:r>
+        <w:t xml:space="preserve"> </w:t>
+      </w:r>
+      <w:r>
+        <w:rPr>
+          <w:rStyle w:val="VerbatimChar"/>
+        </w:rPr>
+        <w:t xml:space="preserve">COMPLETED</w:t>
+      </w:r>
+      <w:r>
+        <w:t xml:space="preserve"> </w:t>
+      </w:r>
+      <w:r>
+        <w:t xml:space="preserve">a dá sa nahrať neskôr, takže o dáta sa nepríde.</w:t>
       </w:r>
     </w:p>
     <w:bookmarkEnd w:id="45"/>
@@ -7015,7 +7395,7 @@
         <w:pStyle w:val="BodyText"/>
       </w:pPr>
       <w:r>
-        <w:t xml:space="preserve">Na konci sedenia sa sedenie automaticky nahrá na server VitalWork jedným idempotentným JSON POST-om</w:t>
+        <w:t xml:space="preserve">Na konci sedenia sa sedenie automaticky nahrá na server BioCap jedným idempotentným JSON POST-om</w:t>
       </w:r>
       <w:r>
         <w:t xml:space="preserve"> </w:t>
@@ -7174,7 +7554,7 @@
               <w:rPr>
                 <w:rStyle w:val="VerbatimChar"/>
               </w:rPr>
-              <w:t xml:space="preserve">VW-A-260722-171532_export.json</w:t>
+              <w:t xml:space="preserve">BC-A-260722-171532_export.json</w:t>
             </w:r>
           </w:p>
         </w:tc>
@@ -7243,7 +7623,7 @@
               <w:rPr>
                 <w:rStyle w:val="VerbatimChar"/>
               </w:rPr>
-              <w:t xml:space="preserve">VW-A-260722-171532_02_COGNITIVE_LOAD.csv</w:t>
+              <w:t xml:space="preserve">BC-A-260722-171532_02_HIGH_COGNITIVE_DEMAND.csv</w:t>
             </w:r>
           </w:p>
         </w:tc>
@@ -7657,7 +8037,7 @@
               <w:rPr>
                 <w:rStyle w:val="VerbatimChar"/>
               </w:rPr>
-              <w:t xml:space="preserve">VW-{prefix}-yyMMdd-HHmmss</w:t>
+              <w:t xml:space="preserve">BC-{prefix}-yyMMdd-HHmmss</w:t>
             </w:r>
           </w:p>
         </w:tc>
@@ -8078,7 +8458,7 @@
               <w:rPr>
                 <w:rStyle w:val="VerbatimChar"/>
               </w:rPr>
-              <w:t xml:space="preserve">REFERENCE_STATE</w:t>
+              <w:t xml:space="preserve">BASELINE_CALIBRATION</w:t>
             </w:r>
             <w:r>
               <w:t xml:space="preserve">,</w:t>
@@ -8090,7 +8470,7 @@
               <w:rPr>
                 <w:rStyle w:val="VerbatimChar"/>
               </w:rPr>
-              <w:t xml:space="preserve">COGNITIVE_LOAD</w:t>
+              <w:t xml:space="preserve">HIGH_COGNITIVE_DEMAND</w:t>
             </w:r>
             <w:r>
               <w:t xml:space="preserve">,</w:t>
@@ -8102,7 +8482,7 @@
               <w:rPr>
                 <w:rStyle w:val="VerbatimChar"/>
               </w:rPr>
-              <w:t xml:space="preserve">DISTRACTING_ENVIRONMENT</w:t>
+              <w:t xml:space="preserve">ENVIRONMENTAL_DISTRACTION</w:t>
             </w:r>
             <w:r>
               <w:t xml:space="preserve">,</w:t>
@@ -8114,7 +8494,7 @@
               <w:rPr>
                 <w:rStyle w:val="VerbatimChar"/>
               </w:rPr>
-              <w:t xml:space="preserve">LONG_TERM_FATIGUE</w:t>
+              <w:t xml:space="preserve">SUSTAINED_WORKLOAD</w:t>
             </w:r>
             <w:r>
               <w:t xml:space="preserve">,</w:t>
@@ -8126,7 +8506,7 @@
               <w:rPr>
                 <w:rStyle w:val="VerbatimChar"/>
               </w:rPr>
-              <w:t xml:space="preserve">REACTION_TASKS</w:t>
+              <w:t xml:space="preserve">SENSORIMOTOR_RESPONSE</w:t>
             </w:r>
           </w:p>
         </w:tc>
@@ -9070,7 +9450,7 @@
         <w:rPr>
           <w:rStyle w:val="StringTok"/>
         </w:rPr>
-        <w:t xml:space="preserve">"VW-A-260722-063346"</w:t>
+        <w:t xml:space="preserve">"BC-A-260722-063346"</w:t>
       </w:r>
       <w:r>
         <w:rPr>
@@ -9604,7 +9984,7 @@
         <w:rPr>
           <w:rStyle w:val="StringTok"/>
         </w:rPr>
-        <w:t xml:space="preserve">"COGNITIVE_LOAD"</w:t>
+        <w:t xml:space="preserve">"HIGH_COGNITIVE_DEMAND"</w:t>
       </w:r>
       <w:r>
         <w:rPr>
@@ -10565,7 +10945,7 @@
         <w:rPr>
           <w:rStyle w:val="VerbatimChar"/>
         </w:rPr>
-        <w:t xml:space="preserve"># session_code,VW-A-260722-063346</w:t>
+        <w:t xml:space="preserve"># session_code,BC-A-260722-063346</w:t>
       </w:r>
       <w:r>
         <w:br/>
@@ -10574,7 +10954,7 @@
         <w:rPr>
           <w:rStyle w:val="VerbatimChar"/>
         </w:rPr>
-        <w:t xml:space="preserve"># scenario_code,COGNITIVE_LOAD</w:t>
+        <w:t xml:space="preserve"># scenario_code,HIGH_COGNITIVE_DEMAND</w:t>
       </w:r>
       <w:r>
         <w:br/>
@@ -12159,7 +12539,7 @@
       <w:color w:themeColor="accent1" w:themeShade="BF" w:val="365F91"/>
     </w:rPr>
   </w:style>
-  <w:style w:customStyle="1" w:styleId="SourceCode" w:type="paragraph">
+  <w:style w:type="paragraph" w:customStyle="1" w:styleId="SourceCode">
     <w:name w:val="Source Code"/>
     <w:basedOn w:val="Normal"/>
     <w:link w:val="VerbatimChar"/>
@@ -12167,7 +12547,7 @@
       <w:wordWrap w:val="off"/>
     </w:pPr>
   </w:style>
-  <w:style w:customStyle="1" w:styleId="KeywordTok" w:type="character">
+  <w:style w:type="character" w:customStyle="1" w:styleId="KeywordTok">
     <w:name w:val="KeywordTok"/>
     <w:basedOn w:val="VerbatimChar"/>
     <w:rPr>
@@ -12175,77 +12555,77 @@
       <w:color w:val="007020"/>
     </w:rPr>
   </w:style>
-  <w:style w:customStyle="1" w:styleId="DataTypeTok" w:type="character">
+  <w:style w:type="character" w:customStyle="1" w:styleId="DataTypeTok">
     <w:name w:val="DataTypeTok"/>
     <w:basedOn w:val="VerbatimChar"/>
     <w:rPr>
       <w:color w:val="902000"/>
     </w:rPr>
   </w:style>
-  <w:style w:customStyle="1" w:styleId="DecValTok" w:type="character">
+  <w:style w:type="character" w:customStyle="1" w:styleId="DecValTok">
     <w:name w:val="DecValTok"/>
     <w:basedOn w:val="VerbatimChar"/>
     <w:rPr>
       <w:color w:val="40a070"/>
     </w:rPr>
   </w:style>
-  <w:style w:customStyle="1" w:styleId="BaseNTok" w:type="character">
+  <w:style w:type="character" w:customStyle="1" w:styleId="BaseNTok">
     <w:name w:val="BaseNTok"/>
     <w:basedOn w:val="VerbatimChar"/>
     <w:rPr>
       <w:color w:val="40a070"/>
     </w:rPr>
   </w:style>
-  <w:style w:customStyle="1" w:styleId="FloatTok" w:type="character">
+  <w:style w:type="character" w:customStyle="1" w:styleId="FloatTok">
     <w:name w:val="FloatTok"/>
     <w:basedOn w:val="VerbatimChar"/>
     <w:rPr>
       <w:color w:val="40a070"/>
     </w:rPr>
   </w:style>
-  <w:style w:customStyle="1" w:styleId="ConstantTok" w:type="character">
+  <w:style w:type="character" w:customStyle="1" w:styleId="ConstantTok">
     <w:name w:val="ConstantTok"/>
     <w:basedOn w:val="VerbatimChar"/>
     <w:rPr>
       <w:color w:val="880000"/>
     </w:rPr>
   </w:style>
-  <w:style w:customStyle="1" w:styleId="CharTok" w:type="character">
+  <w:style w:type="character" w:customStyle="1" w:styleId="CharTok">
     <w:name w:val="CharTok"/>
     <w:basedOn w:val="VerbatimChar"/>
     <w:rPr>
       <w:color w:val="4070a0"/>
     </w:rPr>
   </w:style>
-  <w:style w:customStyle="1" w:styleId="SpecialCharTok" w:type="character">
+  <w:style w:type="character" w:customStyle="1" w:styleId="SpecialCharTok">
     <w:name w:val="SpecialCharTok"/>
     <w:basedOn w:val="VerbatimChar"/>
     <w:rPr>
       <w:color w:val="4070a0"/>
     </w:rPr>
   </w:style>
-  <w:style w:customStyle="1" w:styleId="StringTok" w:type="character">
+  <w:style w:type="character" w:customStyle="1" w:styleId="StringTok">
     <w:name w:val="StringTok"/>
     <w:basedOn w:val="VerbatimChar"/>
     <w:rPr>
       <w:color w:val="4070a0"/>
     </w:rPr>
   </w:style>
-  <w:style w:customStyle="1" w:styleId="VerbatimStringTok" w:type="character">
+  <w:style w:type="character" w:customStyle="1" w:styleId="VerbatimStringTok">
     <w:name w:val="VerbatimStringTok"/>
     <w:basedOn w:val="VerbatimChar"/>
     <w:rPr>
       <w:color w:val="4070a0"/>
     </w:rPr>
   </w:style>
-  <w:style w:customStyle="1" w:styleId="SpecialStringTok" w:type="character">
+  <w:style w:type="character" w:customStyle="1" w:styleId="SpecialStringTok">
     <w:name w:val="SpecialStringTok"/>
     <w:basedOn w:val="VerbatimChar"/>
     <w:rPr>
       <w:color w:val="bb6688"/>
     </w:rPr>
   </w:style>
-  <w:style w:customStyle="1" w:styleId="ImportTok" w:type="character">
+  <w:style w:type="character" w:customStyle="1" w:styleId="ImportTok">
     <w:name w:val="ImportTok"/>
     <w:basedOn w:val="VerbatimChar"/>
     <w:rPr>
@@ -12253,7 +12633,7 @@
       <w:color w:val="008000"/>
     </w:rPr>
   </w:style>
-  <w:style w:customStyle="1" w:styleId="CommentTok" w:type="character">
+  <w:style w:type="character" w:customStyle="1" w:styleId="CommentTok">
     <w:name w:val="CommentTok"/>
     <w:basedOn w:val="VerbatimChar"/>
     <w:rPr>
@@ -12261,7 +12641,7 @@
       <w:color w:val="60a0b0"/>
     </w:rPr>
   </w:style>
-  <w:style w:customStyle="1" w:styleId="DocumentationTok" w:type="character">
+  <w:style w:type="character" w:customStyle="1" w:styleId="DocumentationTok">
     <w:name w:val="DocumentationTok"/>
     <w:basedOn w:val="VerbatimChar"/>
     <w:rPr>
@@ -12269,7 +12649,7 @@
       <w:color w:val="ba2121"/>
     </w:rPr>
   </w:style>
-  <w:style w:customStyle="1" w:styleId="AnnotationTok" w:type="character">
+  <w:style w:type="character" w:customStyle="1" w:styleId="AnnotationTok">
     <w:name w:val="AnnotationTok"/>
     <w:basedOn w:val="VerbatimChar"/>
     <w:rPr>
@@ -12278,7 +12658,7 @@
       <w:color w:val="60a0b0"/>
     </w:rPr>
   </w:style>
-  <w:style w:customStyle="1" w:styleId="CommentVarTok" w:type="character">
+  <w:style w:type="character" w:customStyle="1" w:styleId="CommentVarTok">
     <w:name w:val="CommentVarTok"/>
     <w:basedOn w:val="VerbatimChar"/>
     <w:rPr>
@@ -12287,28 +12667,28 @@
       <w:color w:val="60a0b0"/>
     </w:rPr>
   </w:style>
-  <w:style w:customStyle="1" w:styleId="OtherTok" w:type="character">
+  <w:style w:type="character" w:customStyle="1" w:styleId="OtherTok">
     <w:name w:val="OtherTok"/>
     <w:basedOn w:val="VerbatimChar"/>
     <w:rPr>
       <w:color w:val="007020"/>
     </w:rPr>
   </w:style>
-  <w:style w:customStyle="1" w:styleId="FunctionTok" w:type="character">
+  <w:style w:type="character" w:customStyle="1" w:styleId="FunctionTok">
     <w:name w:val="FunctionTok"/>
     <w:basedOn w:val="VerbatimChar"/>
     <w:rPr>
       <w:color w:val="06287e"/>
     </w:rPr>
   </w:style>
-  <w:style w:customStyle="1" w:styleId="VariableTok" w:type="character">
+  <w:style w:type="character" w:customStyle="1" w:styleId="VariableTok">
     <w:name w:val="VariableTok"/>
     <w:basedOn w:val="VerbatimChar"/>
     <w:rPr>
       <w:color w:val="19177c"/>
     </w:rPr>
   </w:style>
-  <w:style w:customStyle="1" w:styleId="ControlFlowTok" w:type="character">
+  <w:style w:type="character" w:customStyle="1" w:styleId="ControlFlowTok">
     <w:name w:val="ControlFlowTok"/>
     <w:basedOn w:val="VerbatimChar"/>
     <w:rPr>
@@ -12316,45 +12696,45 @@
       <w:color w:val="007020"/>
     </w:rPr>
   </w:style>
-  <w:style w:customStyle="1" w:styleId="OperatorTok" w:type="character">
+  <w:style w:type="character" w:customStyle="1" w:styleId="OperatorTok">
     <w:name w:val="OperatorTok"/>
     <w:basedOn w:val="VerbatimChar"/>
     <w:rPr>
       <w:color w:val="666666"/>
     </w:rPr>
   </w:style>
-  <w:style w:customStyle="1" w:styleId="BuiltInTok" w:type="character">
+  <w:style w:type="character" w:customStyle="1" w:styleId="BuiltInTok">
     <w:name w:val="BuiltInTok"/>
     <w:basedOn w:val="VerbatimChar"/>
     <w:rPr>
       <w:color w:val="008000"/>
     </w:rPr>
   </w:style>
-  <w:style w:customStyle="1" w:styleId="ExtensionTok" w:type="character">
+  <w:style w:type="character" w:customStyle="1" w:styleId="ExtensionTok">
     <w:name w:val="ExtensionTok"/>
     <w:basedOn w:val="VerbatimChar"/>
     <w:rPr/>
   </w:style>
-  <w:style w:customStyle="1" w:styleId="PreprocessorTok" w:type="character">
+  <w:style w:type="character" w:customStyle="1" w:styleId="PreprocessorTok">
     <w:name w:val="PreprocessorTok"/>
     <w:basedOn w:val="VerbatimChar"/>
     <w:rPr>
       <w:color w:val="bc7a00"/>
     </w:rPr>
   </w:style>
-  <w:style w:customStyle="1" w:styleId="AttributeTok" w:type="character">
+  <w:style w:type="character" w:customStyle="1" w:styleId="AttributeTok">
     <w:name w:val="AttributeTok"/>
     <w:basedOn w:val="VerbatimChar"/>
     <w:rPr>
       <w:color w:val="7d9029"/>
     </w:rPr>
   </w:style>
-  <w:style w:customStyle="1" w:styleId="RegionMarkerTok" w:type="character">
+  <w:style w:type="character" w:customStyle="1" w:styleId="RegionMarkerTok">
     <w:name w:val="RegionMarkerTok"/>
     <w:basedOn w:val="VerbatimChar"/>
     <w:rPr/>
   </w:style>
-  <w:style w:customStyle="1" w:styleId="InformationTok" w:type="character">
+  <w:style w:type="character" w:customStyle="1" w:styleId="InformationTok">
     <w:name w:val="InformationTok"/>
     <w:basedOn w:val="VerbatimChar"/>
     <w:rPr>
@@ -12363,7 +12743,7 @@
       <w:color w:val="60a0b0"/>
     </w:rPr>
   </w:style>
-  <w:style w:customStyle="1" w:styleId="WarningTok" w:type="character">
+  <w:style w:type="character" w:customStyle="1" w:styleId="WarningTok">
     <w:name w:val="WarningTok"/>
     <w:basedOn w:val="VerbatimChar"/>
     <w:rPr>
@@ -12372,7 +12752,7 @@
       <w:color w:val="60a0b0"/>
     </w:rPr>
   </w:style>
-  <w:style w:customStyle="1" w:styleId="AlertTok" w:type="character">
+  <w:style w:type="character" w:customStyle="1" w:styleId="AlertTok">
     <w:name w:val="AlertTok"/>
     <w:basedOn w:val="VerbatimChar"/>
     <w:rPr>
@@ -12380,7 +12760,7 @@
       <w:color w:val="ff0000"/>
     </w:rPr>
   </w:style>
-  <w:style w:customStyle="1" w:styleId="ErrorTok" w:type="character">
+  <w:style w:type="character" w:customStyle="1" w:styleId="ErrorTok">
     <w:name w:val="ErrorTok"/>
     <w:basedOn w:val="VerbatimChar"/>
     <w:rPr>
@@ -12388,7 +12768,7 @@
       <w:color w:val="ff0000"/>
     </w:rPr>
   </w:style>
-  <w:style w:customStyle="1" w:styleId="NormalTok" w:type="character">
+  <w:style w:type="character" w:customStyle="1" w:styleId="NormalTok">
     <w:name w:val="NormalTok"/>
     <w:basedOn w:val="VerbatimChar"/>
     <w:rPr/>
